--- a/중국어_대화문/8부_docx/8부_01화_풀려난_날.docx
+++ b/중국어_대화문/8부_docx/8부_01화_풀려난_날.docx
@@ -18,7 +18,7 @@
         <w:t>등장인물:</w:t>
       </w:r>
       <w:r>
-        <w:t xml:space="preserve"> 쑤민 苏敏(48세, 변호사 자격이 취소된 '공민 대리인', 잉훠 창구 운영자) / 쑤 어머니 苏母(70대 후반, 류허현 농가, 귀가 어둡다) / 더우더우 豆豆(20대 중반, 쑤민의 조카, 류허현 사료점 직원) / 메이뤄란 梅若兰(85세, 은퇴한 변호사협회 비서장) / 다이이판 戴一帆(27세, 잉훠 자원활동가) / 쉬둬둬 许朵朵(25세, 잉훠 자원활동가) / 샤오신 小辛(31세, 잉훠 오래된 자원활동가) / 샤오위안 肖远(52세, 잉훠 동료, 자격을 잃은 전직 변호사) / 아닝 阿宁(38세, 약국 근무 잉훠 자원활동가) / 덩펑즈 邓凤芝(60대 후반, 국면3창 퇴직 여공, 잉훠 자원활동가) / 루 할머니 卢奶奶(98세, 쑤민의 집주인, 화이인가 6층) / 쑹 경관 宋警官(50대 후반, 창촨시 공안국 국내안전보위 지대 요원) / 회색 점퍼 灰夹克(20대 후반, 따라붙는 '일상 관심' 요원)</w:t>
+        <w:t xml:space="preserve"> 쑤민 苏敏(48세, 변호사 자격이 취소된 '공민 대리인', 잉훠 창구 운영자) / 쑤 어머니 苏母(70대 후반, 류허현 농가, 귀가 어둡다) / 더우더우 豆豆(20대 중반, 쑤민의 조카, 류허현 회계사무소 견습 직원) / 메이뤄란 梅若兰(85세, 은퇴한 변호사협회 비서장) / 다이이판 戴一帆(27세, 잉훠 자원활동가) / 쉬둬둬 许朵朵(25세, 잉훠 자원활동가) / 샤오신 小辛(31세, 잉훠 오래된 자원활동가) / 샤오위안 肖远(52세, 잉훠 동료, 자격을 잃은 전직 변호사) / 아닝 阿宁(38세, 약국 근무 잉훠 자원활동가) / 덩펑즈 邓凤芝(60대 후반, 국면3창 퇴직 여공, 잉훠 자원활동가) / 루 할머니 卢奶奶(98세, 쑤민의 집주인, 화이인가 6층) / 쑹 경관 宋警官(50대 후반, 창촨시 공안국 국내안전보위 지대 요원) / 회색 점퍼 灰夹克(20대 후반, 따라붙는 '일상 관심' 요원)</w:t>
       </w:r>
     </w:p>
     <w:p>
@@ -29,7 +29,7 @@
         <w:t>배경:</w:t>
       </w:r>
       <w:r>
-        <w:t xml:space="preserve"> [쑤민 시점] 2034년 3월 3일(금) 오후 4시 석방 직후부터 3월 15일(수)까지. 7부 12화에서 쑤민은 지정거소 37일째(1월 26일 시작)에 사과문도 성명도 없이 조용히 풀려났고, 메이뤄란이 보온병 보이차를 두 손으로 먼저 건네며 마중했다. 선즈위안이 보낸 것은 번호란에 '无号'라고 쓴 《撤销决定书》의 글자뿐이며, 결정서에 "其他管理措施不在本决定范围"라는 문구가 있어 화이인가 집 앞 감시 카메라는 그대로다. 이 화는 쑤민이 그 글자를 받아 든 마음, 집 6층까지의 계단, 어머니가 올라와 머무는 열흘, 돌아온 搪瓷缸, 그리고 처음으로 쓰고 입 밖에 내는 '제자리 망명(原地流亡)'이라는 말을 따라간다. 쑤민은 순교자가 아니고 선즈위안은 구원자가 아니며, 두 사람은 이 화에서 마주치지 않는다. 새 설정: 쑤 어머니는 3월 4일(토) 더우더우를 데리고 첫 장거리버스로 올라와 3월 15일(수)까지 6층에 머문다(귀가 어두워 목소리가 크고, 석방 소식을 들은 날 "知道了"라고만 했다). 쑤 어머니는 류허현 집 달력에 37일 동안 매일 동그라미를 쳤으나 끝내 "얼마나 있었느냐"를 묻지 않는다. 더우더우는 대학원 불합격 뒤 현의 사료점에서 장부를 쓰고 포대를 나르며 봄 재시험을 준비한다. 쑤민은 《指定居所监视居住决定书》(맨 윗줄에 '留字第17号')와 번호 없는 《撤销决定书》를 한 쌍으로 클립에 끼워 창구 서류철에 보관한다. 搪瓷缸은 쑤민이 받아 한 모금 마신 뒤 맨 안쪽 의자 앞에 다시 놓는다. 창구 뒤에는 빌려 쓰는 작은 잡동사니방이 있다. 이 화의 기관·문서·인물은 모두 가상이다.</w:t>
+        <w:t xml:space="preserve"> [쑤민 시점] 2034년 3월 3일(금) 오후 4시 석방 직후부터 3월 15일(수)까지. 7부 12화에서 쑤민은 지정거소 37일째(1월 26일 시작)에 사과문도 성명도 없이 조용히 풀려났고, 메이뤄란이 보온병 보이차를 두 손으로 먼저 건네며 마중했다. 선즈위안이 보낸 것은 번호란에 '无号'라고 쓴 《撤销决定书》의 글자뿐이며, 결정서에 "其他管理措施不在本决定范围"라는 문구가 있어 화이인가 집 앞 감시 카메라는 그대로다. 이 화는 쑤민이 그 글자를 받아 든 마음, 집 6층까지의 계단, 어머니가 올라와 머무는 열흘, 돌아온 搪瓷缸, 그리고 처음으로 쓰고 입 밖에 내는 '제자리 망명(原地流亡)'이라는 말을 따라간다. 쑤민은 순교자가 아니고 선즈위안은 구원자가 아니며, 두 사람은 이 화에서 마주치지 않는다. 새 설정: 쑤 어머니는 3월 4일(토) 더우더우를 데리고 첫 장거리버스로 올라와 3월 15일(수)까지 6층에 머문다(귀가 어두워 목소리가 크고, 석방 소식을 들은 날 "知道了"라고만 했다). 쑤 어머니는 류허현 집 달력에 37일 동안 매일 동그라미를 쳤으나 끝내 "얼마나 있었느냐"를 묻지 않는다. 더우더우는 대학원 불합격 뒤 현의 회계사무소(会计所)에서 장부 일을 배우며 봄 재시험을 준비한다. 쑤민은 《指定居所监视居住决定书》(맨 윗줄에 '留字第17号')와 번호 없는 《撤销决定书》를 한 쌍으로 클립에 끼워 창구 서류철에 보관한다. 搪瓷缸은 쑤민이 받아 한 모금 마신 뒤 맨 안쪽 의자 앞에 다시 놓는다. 창구 뒤에는 빌려 쓰는 작은 잡동사니방이 있다. 이 화의 기관·문서·인물은 모두 가상이다.</w:t>
       </w:r>
     </w:p>
     <w:p>
@@ -838,7 +838,7 @@
         <w:t>豆豆:</w:t>
       </w:r>
       <w:r>
-        <w:t xml:space="preserve"> 报名在下个月。我在饲料店记账，白天搬料，一包五十斤，手上全是茧。晚上看书。老板说，考上了你就走，考不上就留下来，给你做个管事的。</w:t>
+        <w:t xml:space="preserve"> 报名在下个月。我在会计所学做账，白天抄账本，跑银行，晚上看书。师傅说，考上了你就走，考不上就留下来，给你做个管账的。</w:t>
       </w:r>
     </w:p>
     <w:p>
